--- a/lab_10.docx
+++ b/lab_10.docx
@@ -86,9 +86,9 @@
           <w:bCs/>
         </w:rPr>
         <w:drawing>
-          <wp:inline distT="0" distB="0" distL="0" distR="0" wp14:anchorId="3BD56DD8" wp14:editId="05060DB5">
-            <wp:extent cx="3962400" cy="2227923"/>
-            <wp:effectExtent l="0" t="0" r="0" b="1270"/>
+          <wp:inline distT="0" distB="0" distL="0" distR="0" wp14:anchorId="3BD56DD8" wp14:editId="4D2AB29E">
+            <wp:extent cx="3961765" cy="2339340"/>
+            <wp:effectExtent l="0" t="0" r="635" b="3810"/>
             <wp:docPr id="1265449887" name="Рисунок 1"/>
             <wp:cNvGraphicFramePr>
               <a:graphicFrameLocks xmlns:a="http://schemas.openxmlformats.org/drawingml/2006/main" noChangeAspect="1"/>
@@ -107,9 +107,9 @@
                     </a:stretch>
                   </pic:blipFill>
                   <pic:spPr>
-                    <a:xfrm flipV="1">
+                    <a:xfrm>
                       <a:off x="0" y="0"/>
-                      <a:ext cx="3995471" cy="2246518"/>
+                      <a:ext cx="4073854" cy="2405526"/>
                     </a:xfrm>
                     <a:prstGeom prst="rect">
                       <a:avLst/>
